--- a/data/Dialogues EU-LAC_EU-LAC Digital Alliance Dialogue on Artificial Intelligence.docx
+++ b/data/Dialogues EU-LAC_EU-LAC Digital Alliance Dialogue on Artificial Intelligence.docx
@@ -2,13 +2,13 @@
 <file path=word/document.xml><?xml version="1.0" encoding="utf-8"?>
 <w:document xmlns:w="http://schemas.openxmlformats.org/wordprocessingml/2006/main" xmlns:m="http://schemas.openxmlformats.org/officeDocument/2006/math" xmlns:r="http://schemas.openxmlformats.org/officeDocument/2006/relationships" xmlns:o="urn:schemas-microsoft-com:office:office" xmlns:v="urn:schemas-microsoft-com:vml" xmlns:w10="urn:schemas-microsoft-com:office:word" xmlns:a="http://schemas.openxmlformats.org/drawingml/2006/main" xmlns:pic="http://schemas.openxmlformats.org/drawingml/2006/picture" xmlns:wp="http://schemas.openxmlformats.org/drawingml/2006/wordprocessingDrawing">
   <w:body>
-    <w:bookmarkStart w:id="26" w:name="X835ae7498d9426da88548c4671f46bc2d413c96"/>
+    <w:bookmarkStart w:id="26" w:name="X0e6bc86ae4500e9494c6160799c21695d4965fc"/>
     <w:p>
       <w:pPr>
         <w:pStyle w:val="Heading1"/>
       </w:pPr>
       <w:r>
-        <w:t xml:space="preserve">EU-LAC Dialogue on Artificial Intelligence: Opportunities and Governance for Sustainable Development</w:t>
+        <w:t xml:space="preserve">Exploring the Potential of Artificial Intelligence in EU-LAC Relations: Policy Dialogue and Cooperation</w:t>
       </w:r>
     </w:p>
     <w:p>
@@ -55,7 +55,7 @@
         <w:pStyle w:val="FirstParagraph"/>
       </w:pPr>
       <w:r>
-        <w:t xml:space="preserve">On March 13, 2024, the EU-LAC Digital Alliance convened in Montevideo, Uruguay, to explore the transformative potential of Artificial Intelligence (AI) for socio-economic growth in Latin America and the Caribbean (LAC). The dialogue, featuring representatives from the EU and LAC countries, focused on governance, regulatory convergence, and the sustainable development applications of AI. Keynote speeches highlighted the EU AI Act’s vision for human-centric AI and the importance of global collaboration. The event emphasized multi-stakeholder participation, including civil society and academia, and will be followed by training initiatives to empower policymakers. This dialogue is part of ongoing efforts leading to the IX Ministerial Conference on the Information Society (eLAC 2024) in Chile, reinforcing the commitment to shared values and collaborative strategies in AI development.</w:t>
+        <w:t xml:space="preserve">The EU-LAC Digital Alliance held a Policy Dialogue on Artificial Intelligence in Montevideo on 13 March 2024, focusing on harnessing AI’s socio-economic benefits while managing risks. Key participants included EU and Latin American and Caribbean (LAC) representatives, with discussions centered on governance, regulatory convergence, training, capacity building, and AI applications for sustainable development. The EU presented its AI Act promoting human-centric, trustworthy AI, aligning with LAC countries’ emerging AI policies. The dialogue emphasized shared values to foster collaboration and showcased AI use cases in the public sector. Follow-up initiatives include policymaker training and a €4 million EU-UNESCO project supporting ethical AI implementation. This event supports ongoing EU-LAC cooperation in digital transformation, complementing preparations for the eLAC 2024 Ministerial Conference and advancing the agenda set at the 2023 EU-LAC Digital Alliance conference.</w:t>
       </w:r>
     </w:p>
     <w:bookmarkEnd w:id="20"/>
@@ -77,7 +77,7 @@
         </w:numPr>
       </w:pPr>
       <w:r>
-        <w:t xml:space="preserve">The EU-LAC Digital Alliance held a Policy Dialogue on AI in Montevideo on March 13, 2024, focusing on risks and opportunities for socio-economic growth.</w:t>
+        <w:t xml:space="preserve">The EU-LAC Digital Alliance held a Policy Dialogue on AI in Montevideo on 13 March 2024, focusing on risks, opportunities, and socio-economic growth through AI.</w:t>
       </w:r>
     </w:p>
     <w:p>
@@ -89,7 +89,7 @@
         </w:numPr>
       </w:pPr>
       <w:r>
-        <w:t xml:space="preserve">Key topics included governance, regulatory convergence, training, and AI applications for sustainable development.</w:t>
+        <w:t xml:space="preserve">Key topics included governance and regulatory convergence, training and capacity building, and AI applications for sustainable development.</w:t>
       </w:r>
     </w:p>
     <w:p>
@@ -101,7 +101,7 @@
         </w:numPr>
       </w:pPr>
       <w:r>
-        <w:t xml:space="preserve">The dialogue emphasized a multi-stakeholder approach, involving civil society, academia, and the private sector.</w:t>
+        <w:t xml:space="preserve">The EU AI Act promotes human-centric, sustainable, secure, inclusive, and trustworthy AI, aligning with LAC countries’ national AI strategies.</w:t>
       </w:r>
     </w:p>
     <w:p>
@@ -113,7 +113,7 @@
         </w:numPr>
       </w:pPr>
       <w:r>
-        <w:t xml:space="preserve">The EU AI Act was presented as a framework for promoting human-centric and trustworthy AI.</w:t>
+        <w:t xml:space="preserve">The dialogue involved multi-stakeholder participation from governments, civil society, academia, and the private sector in a hybrid format.</w:t>
       </w:r>
     </w:p>
     <w:p>
@@ -125,7 +125,19 @@
         </w:numPr>
       </w:pPr>
       <w:r>
-        <w:t xml:space="preserve">Future training for policymakers will support the implementation of AI ethics, backed by a €4 million project with UNESCO.</w:t>
+        <w:t xml:space="preserve">Follow-up actions include training policymakers and a €4 million EU-UNESCO project supporting ethical AI implementation.</w:t>
+      </w:r>
+    </w:p>
+    <w:p>
+      <w:pPr>
+        <w:pStyle w:val="Compact"/>
+        <w:numPr>
+          <w:ilvl w:val="0"/>
+          <w:numId w:val="1001"/>
+        </w:numPr>
+      </w:pPr>
+      <w:r>
+        <w:t xml:space="preserve">The event supports ongoing EU-LAC cooperation in digital policy, linked to the upcoming eLAC 2024 Ministerial Conference.</w:t>
       </w:r>
     </w:p>
     <w:bookmarkEnd w:id="21"/>
@@ -195,7 +207,7 @@
               <w:pStyle w:val="Compact"/>
             </w:pPr>
             <w:r>
-              <w:t xml:space="preserve">European Union; European Commission; EU Member States; United Nations</w:t>
+              <w:t xml:space="preserve">European Union; EU Member States; European Commission; EU Delegations; United Nations; Community of Latin American and Caribbean States; Governments; Government Officials; Policy Level Representatives</w:t>
             </w:r>
           </w:p>
         </w:tc>
@@ -219,7 +231,31 @@
               <w:pStyle w:val="Compact"/>
             </w:pPr>
             <w:r>
-              <w:t xml:space="preserve">EU-LAC Digital Alliance; UNESCO</w:t>
+              <w:t xml:space="preserve">EU-LAC Digital Alliance; United Nations Officials</w:t>
+            </w:r>
+          </w:p>
+        </w:tc>
+      </w:tr>
+      <w:tr>
+        <w:tc>
+          <w:tcPr/>
+          <w:p>
+            <w:pPr>
+              <w:pStyle w:val="Compact"/>
+            </w:pPr>
+            <w:r>
+              <w:t xml:space="preserve">Economic Actors</w:t>
+            </w:r>
+          </w:p>
+        </w:tc>
+        <w:tc>
+          <w:tcPr/>
+          <w:p>
+            <w:pPr>
+              <w:pStyle w:val="Compact"/>
+            </w:pPr>
+            <w:r>
+              <w:t xml:space="preserve">Private Sector Representatives</w:t>
             </w:r>
           </w:p>
         </w:tc>
@@ -292,7 +328,7 @@
               <w:pStyle w:val="Compact"/>
             </w:pPr>
             <w:r>
-              <w:t xml:space="preserve">Artificial Intelligence</w:t>
+              <w:t xml:space="preserve">Artificial Intelligence; AI Ethics</w:t>
             </w:r>
           </w:p>
         </w:tc>
@@ -341,7 +377,7 @@
         </w:numPr>
       </w:pPr>
       <w:r>
-        <w:t xml:space="preserve">The EU-LAC Digital Alliance held a Policy Dialogue on Artificial Intelligence on 13 March 2024, focusing on governance, regulatory convergence, standards, training, capacity building, and AI applications for sustainable development.</w:t>
+        <w:t xml:space="preserve">The EU-LAC Digital Alliance held a Policy Dialogue on Artificial Intelligence in Montevideo on 13 March 2024, involving representatives from the EU and Latin American and Caribbean countries to discuss AI governance, regulatory convergence, training, capacity building, and AI uses for sustainable development.</w:t>
       </w:r>
     </w:p>
     <w:p>
@@ -353,7 +389,7 @@
         </w:numPr>
       </w:pPr>
       <w:r>
-        <w:t xml:space="preserve">The European Commission and UNESCO are collaborating on a €4 million project to support the implementation of UNESCO’s Recommendation on the Ethics of AI.</w:t>
+        <w:t xml:space="preserve">The European Commission and UNESCO are collaborating on a €4 million project to support partners in implementing UNESCO’s Recommendation on the Ethics of AI.</w:t>
       </w:r>
     </w:p>
     <w:p>
@@ -365,7 +401,43 @@
         </w:numPr>
       </w:pPr>
       <w:r>
-        <w:t xml:space="preserve">The initiative on AI is being led by Chile, Brazil, Uruguay, Spain, Slovenia, and the European Commission, building on previous work from the EU-LAC Digital Alliance conference in November 2023.</w:t>
+        <w:t xml:space="preserve">Latin American and Caribbean countries are formulating national AI policies and strategies to cultivate talent, stimulate research and innovation, and establish regulatory frameworks aligned with the EU’s human-centric AI approach.</w:t>
+      </w:r>
+    </w:p>
+    <w:p>
+      <w:pPr>
+        <w:pStyle w:val="Compact"/>
+        <w:numPr>
+          <w:ilvl w:val="0"/>
+          <w:numId w:val="1002"/>
+        </w:numPr>
+      </w:pPr>
+      <w:r>
+        <w:t xml:space="preserve">The EU-LAC Dialogue on AI builds on the EU-LAC Digital Alliance conference held in Cartagena de Indias in November 2023, with leadership from Chile, Brazil, Uruguay, Spain, Slovenia, and the European Commission.</w:t>
+      </w:r>
+    </w:p>
+    <w:p>
+      <w:pPr>
+        <w:pStyle w:val="Compact"/>
+        <w:numPr>
+          <w:ilvl w:val="0"/>
+          <w:numId w:val="1002"/>
+        </w:numPr>
+      </w:pPr>
+      <w:r>
+        <w:t xml:space="preserve">Training for policymakers is planned to help them leverage AI opportunities for sustainable development and public sector applications.</w:t>
+      </w:r>
+    </w:p>
+    <w:p>
+      <w:pPr>
+        <w:pStyle w:val="Compact"/>
+        <w:numPr>
+          <w:ilvl w:val="0"/>
+          <w:numId w:val="1002"/>
+        </w:numPr>
+      </w:pPr>
+      <w:r>
+        <w:t xml:space="preserve">The EU participates in related sessions on bi-regional digital cooperation and connectivity and 5G security as part of the preparatory activities for the IX Ministerial Conference on the Information Society (eLAC 2024).</w:t>
       </w:r>
     </w:p>
     <w:bookmarkEnd w:id="24"/>
